--- a/documentos/Validación Matriz/Documentos_Validacion_Matriz_2025/04_Proceso_Pension/11_Formulario_Solicitud_Pension.docx
+++ b/documentos/Validación Matriz/Documentos_Validacion_Matriz_2025/04_Proceso_Pension/11_Formulario_Solicitud_Pension.docx
@@ -199,41 +199,6 @@
               <w:t>?</w:t>
             </w:r>
           </w:p>
-        </w:tc>
-      </w:tr>
-      <w:tr>
-        <w:tc>
-          <w:tcPr>
-            <w:tcW w:w="2454" w:type="dxa"/>
-          </w:tcPr>
-          <w:p>
-            <w:proofErr w:type="spellStart"/>
-            <w:r>
-              <w:t>Certificado</w:t>
-            </w:r>
-            <w:proofErr w:type="spellEnd"/>
-            <w:r>
-              <w:t xml:space="preserve"> de Saldo</w:t>
-            </w:r>
-          </w:p>
-        </w:tc>
-        <w:tc>
-          <w:tcPr>
-            <w:tcW w:w="2141" w:type="dxa"/>
-          </w:tcPr>
-          <w:p/>
-        </w:tc>
-        <w:tc>
-          <w:tcPr>
-            <w:tcW w:w="2169" w:type="dxa"/>
-          </w:tcPr>
-          <w:p/>
-        </w:tc>
-        <w:tc>
-          <w:tcPr>
-            <w:tcW w:w="2092" w:type="dxa"/>
-          </w:tcPr>
-          <w:p/>
         </w:tc>
       </w:tr>
       <w:tr>
